--- a/AERO1005_Coursework2.docx
+++ b/AERO1005_Coursework2.docx
@@ -422,7 +422,7 @@
           <wp:inline distT="0" distB="0" distL="114300" distR="114300">
             <wp:extent cx="3852545" cy="2538730"/>
             <wp:effectExtent l="0" t="0" r="8255" b="1270"/>
-            <wp:docPr id="3" name="Picture 3"/>
+            <wp:docPr id="3" name="Picture 3" descr="D:/Aero 1005/cw2/temperature_time_plot.pngtemperature_time_plot"/>
             <wp:cNvGraphicFramePr>
               <a:graphicFrameLocks xmlns:a="http://schemas.openxmlformats.org/drawingml/2006/main" noChangeAspect="1"/>
             </wp:cNvGraphicFramePr>
@@ -430,13 +430,14 @@
               <a:graphicData uri="http://schemas.openxmlformats.org/drawingml/2006/picture">
                 <pic:pic xmlns:pic="http://schemas.openxmlformats.org/drawingml/2006/picture">
                   <pic:nvPicPr>
-                    <pic:cNvPr id="3" name="Picture 3"/>
+                    <pic:cNvPr id="3" name="Picture 3" descr="D:/Aero 1005/cw2/temperature_time_plot.pngtemperature_time_plot"/>
                     <pic:cNvPicPr>
                       <a:picLocks noChangeAspect="1"/>
                     </pic:cNvPicPr>
                   </pic:nvPicPr>
                   <pic:blipFill>
                     <a:blip r:embed="rId13"/>
+                    <a:srcRect l="13" r="13"/>
                     <a:stretch>
                       <a:fillRect/>
                     </a:stretch>
@@ -456,6 +457,8 @@
           </wp:inline>
         </w:drawing>
       </w:r>
+      <w:bookmarkStart w:id="0" w:name="_GoBack"/>
+      <w:bookmarkEnd w:id="0"/>
     </w:p>
     <w:p>
       <w:pPr>
@@ -517,12 +520,6 @@
             <w:insideH w:val="single" w:color="auto" w:sz="4" w:space="0"/>
             <w:insideV w:val="single" w:color="auto" w:sz="4" w:space="0"/>
           </w:tblBorders>
-          <w:tblCellMar>
-            <w:top w:w="0" w:type="dxa"/>
-            <w:left w:w="108" w:type="dxa"/>
-            <w:bottom w:w="0" w:type="dxa"/>
-            <w:right w:w="108" w:type="dxa"/>
-          </w:tblCellMar>
         </w:tblPrEx>
         <w:trPr>
           <w:jc w:val="center"/>
@@ -624,7 +621,22 @@
                 <w:rFonts w:ascii="Times New Roman" w:hAnsi="Times New Roman" w:eastAsia="Times New Roman" w:cs="Times New Roman"/>
                 <w:sz w:val="20"/>
               </w:rPr>
-              <w:t>23.31 °C</w:t>
+              <w:t>2</w:t>
+            </w:r>
+            <w:r>
+              <w:rPr>
+                <w:rFonts w:hint="eastAsia" w:eastAsia="宋体" w:cs="Times New Roman"/>
+                <w:sz w:val="20"/>
+                <w:lang w:val="en-US" w:eastAsia="zh-CN"/>
+              </w:rPr>
+              <w:t>5.27</w:t>
+            </w:r>
+            <w:r>
+              <w:rPr>
+                <w:rFonts w:ascii="Times New Roman" w:hAnsi="Times New Roman" w:eastAsia="Times New Roman" w:cs="Times New Roman"/>
+                <w:sz w:val="20"/>
+              </w:rPr>
+              <w:t xml:space="preserve"> °C</w:t>
             </w:r>
           </w:p>
         </w:tc>
@@ -683,7 +695,22 @@
                 <w:rFonts w:ascii="Times New Roman" w:hAnsi="Times New Roman" w:eastAsia="Times New Roman" w:cs="Times New Roman"/>
                 <w:sz w:val="20"/>
               </w:rPr>
-              <w:t>21.85 °C</w:t>
+              <w:t>2</w:t>
+            </w:r>
+            <w:r>
+              <w:rPr>
+                <w:rFonts w:hint="eastAsia" w:eastAsia="宋体" w:cs="Times New Roman"/>
+                <w:sz w:val="20"/>
+                <w:lang w:val="en-US" w:eastAsia="zh-CN"/>
+              </w:rPr>
+              <w:t>3.80</w:t>
+            </w:r>
+            <w:r>
+              <w:rPr>
+                <w:rFonts w:ascii="Times New Roman" w:hAnsi="Times New Roman" w:eastAsia="Times New Roman" w:cs="Times New Roman"/>
+                <w:sz w:val="20"/>
+              </w:rPr>
+              <w:t xml:space="preserve"> °C</w:t>
             </w:r>
           </w:p>
         </w:tc>
@@ -742,7 +769,22 @@
                 <w:rFonts w:ascii="Times New Roman" w:hAnsi="Times New Roman" w:eastAsia="Times New Roman" w:cs="Times New Roman"/>
                 <w:sz w:val="20"/>
               </w:rPr>
-              <w:t>22.71 °C</w:t>
+              <w:t>2</w:t>
+            </w:r>
+            <w:r>
+              <w:rPr>
+                <w:rFonts w:hint="eastAsia" w:eastAsia="宋体" w:cs="Times New Roman"/>
+                <w:sz w:val="20"/>
+                <w:lang w:val="en-US" w:eastAsia="zh-CN"/>
+              </w:rPr>
+              <w:t>4.35</w:t>
+            </w:r>
+            <w:r>
+              <w:rPr>
+                <w:rFonts w:ascii="Times New Roman" w:hAnsi="Times New Roman" w:eastAsia="Times New Roman" w:cs="Times New Roman"/>
+                <w:sz w:val="20"/>
+              </w:rPr>
+              <w:t xml:space="preserve"> °C</w:t>
             </w:r>
           </w:p>
         </w:tc>
@@ -1375,8 +1417,6 @@
           </wp:inline>
         </w:drawing>
       </w:r>
-      <w:bookmarkStart w:id="0" w:name="_GoBack"/>
-      <w:bookmarkEnd w:id="0"/>
     </w:p>
     <w:p>
       <w:pPr>
@@ -1626,7 +1666,7 @@
     <w:sdtPr>
       <w:id w:val="1214853255"/>
       <w:docPartObj>
-        <w:docPartGallery w:val="AutoText"/>
+        <w:docPartGallery w:val="autotext"/>
       </w:docPartObj>
     </w:sdtPr>
     <w:sdtContent>
@@ -2129,7 +2169,7 @@
     <w:lsdException w:uiPriority="99" w:name="index 7"/>
     <w:lsdException w:uiPriority="99" w:name="index 8"/>
     <w:lsdException w:uiPriority="99" w:name="index 9"/>
-    <w:lsdException w:uiPriority="39" w:semiHidden="0" w:name="toc 1"/>
+    <w:lsdException w:qFormat="1" w:uiPriority="39" w:semiHidden="0" w:name="toc 1"/>
     <w:lsdException w:qFormat="1" w:uiPriority="39" w:semiHidden="0" w:name="toc 2"/>
     <w:lsdException w:uiPriority="39" w:name="toc 3"/>
     <w:lsdException w:uiPriority="39" w:name="toc 4"/>
@@ -2142,7 +2182,7 @@
     <w:lsdException w:uiPriority="99" w:name="footnote text"/>
     <w:lsdException w:uiPriority="99" w:name="annotation text"/>
     <w:lsdException w:qFormat="1" w:uiPriority="99" w:semiHidden="0" w:name="header"/>
-    <w:lsdException w:uiPriority="99" w:semiHidden="0" w:name="footer"/>
+    <w:lsdException w:qFormat="1" w:uiPriority="99" w:semiHidden="0" w:name="footer"/>
     <w:lsdException w:uiPriority="99" w:name="index heading"/>
     <w:lsdException w:qFormat="1" w:uiPriority="35" w:semiHidden="0" w:name="caption"/>
     <w:lsdException w:uiPriority="99" w:name="table of figures"/>
@@ -2260,7 +2300,7 @@
     <w:lsdException w:uiPriority="99" w:name="Balloon Text"/>
     <w:lsdException w:qFormat="1" w:unhideWhenUsed="0" w:uiPriority="39" w:semiHidden="0" w:name="Table Grid"/>
     <w:lsdException w:uiPriority="99" w:name="Table Theme"/>
-    <w:lsdException w:unhideWhenUsed="0" w:uiPriority="99" w:name="Placeholder Text"/>
+    <w:lsdException w:qFormat="1" w:unhideWhenUsed="0" w:uiPriority="99" w:name="Placeholder Text"/>
     <w:lsdException w:unhideWhenUsed="0" w:uiPriority="60" w:semiHidden="0" w:name="Light Shading"/>
     <w:lsdException w:unhideWhenUsed="0" w:uiPriority="61" w:semiHidden="0" w:name="Light List"/>
     <w:lsdException w:unhideWhenUsed="0" w:uiPriority="62" w:semiHidden="0" w:name="Light Grid"/>
@@ -2480,6 +2520,7 @@
     <w:basedOn w:val="1"/>
     <w:link w:val="17"/>
     <w:unhideWhenUsed/>
+    <w:qFormat/>
     <w:uiPriority w:val="99"/>
     <w:pPr>
       <w:tabs>
@@ -2516,6 +2557,7 @@
     <w:next w:val="1"/>
     <w:autoRedefine/>
     <w:unhideWhenUsed/>
+    <w:qFormat/>
     <w:uiPriority w:val="39"/>
     <w:pPr>
       <w:spacing w:after="100"/>
@@ -2615,6 +2657,7 @@
     <w:name w:val="Title Char"/>
     <w:basedOn w:val="13"/>
     <w:link w:val="10"/>
+    <w:qFormat/>
     <w:uiPriority w:val="10"/>
     <w:rPr>
       <w:rFonts w:ascii="Times New Roman" w:hAnsi="Times New Roman" w:eastAsia="Times New Roman" w:cs="Times New Roman"/>
@@ -2628,6 +2671,7 @@
     <w:name w:val="Placeholder Text"/>
     <w:basedOn w:val="13"/>
     <w:semiHidden/>
+    <w:qFormat/>
     <w:uiPriority w:val="99"/>
     <w:rPr>
       <w:color w:val="808080"/>
